--- a/zhs/docx/043.content.docx
+++ b/zhs/docx/043.content.docx
@@ -350,18 +350,12 @@
         </w:rPr>
         <w:t>时，他们指的是神赐给</w:t>
       </w:r>
-      <w:hyperlink r:id="rId14">
-        <w:r>
-          <w:rPr>
-            <w:lang w:val="zh_CN" w:bidi="zh_CN"/>
-          </w:rPr>
-          <w:rPr>
-            <w:color w:val="0000EE"/>
-            <w:u w:val="single"/>
-          </w:rPr>
-          <w:t>以色列</w:t>
-        </w:r>
-      </w:hyperlink>
+      <w:r>
+        <w:rPr>
+          <w:lang w:val="zh_CN" w:bidi="zh_CN"/>
+        </w:rPr>
+        <w:t>以色列</w:t>
+      </w:r>
       <w:r>
         <w:rPr>
           <w:lang w:val="zh_CN" w:bidi="zh_CN"/>
@@ -395,41 +389,17 @@
         </w:rPr>
         <w:t>律法是一条规则，或是一组人们必须遵守的规则。 我们在圣经中翻译的"律法"的原始词语是当某人违反一个国家的律法时，人们可以在法律环境中使用的一个词语。 如果有人不遵守一条规则时，我们会说他违反了律法。 神藉著摩西告诉百姓，如果百姓遵守神的律法，神就会</w:t>
       </w:r>
-      <w:hyperlink r:id="rId15">
-        <w:r>
-          <w:rPr>
-            <w:lang w:val="zh_CN" w:bidi="zh_CN"/>
-          </w:rPr>
-          <w:rPr>
-            <w:color w:val="0000EE"/>
-            <w:u w:val="single"/>
-          </w:rPr>
-          <w:t>祝福</w:t>
-        </w:r>
-      </w:hyperlink>
-      <w:r>
-        <w:rPr>
-          <w:lang w:val="zh_CN" w:bidi="zh_CN"/>
-        </w:rPr>
-        <w:t>他们。 但如果人们违反神的律法，神就会惩罚他们。 神赐下这些律法，因为只有遵守这些律法，人们才能与神以及彼此之间活在正确的</w:t>
-      </w:r>
-      <w:hyperlink r:id="rId16">
-        <w:r>
-          <w:rPr>
-            <w:lang w:val="zh_CN" w:bidi="zh_CN"/>
-          </w:rPr>
-          <w:rPr>
-            <w:color w:val="0000EE"/>
-            <w:u w:val="single"/>
-          </w:rPr>
-          <w:t>关系</w:t>
-        </w:r>
-      </w:hyperlink>
-      <w:r>
-        <w:rPr>
-          <w:lang w:val="zh_CN" w:bidi="zh_CN"/>
-        </w:rPr>
-        <w:t>中。</w:t>
+      <w:r>
+        <w:rPr>
+          <w:lang w:val="zh_CN" w:bidi="zh_CN"/>
+        </w:rPr>
+        <w:t>祝福</w:t>
+      </w:r>
+      <w:r>
+        <w:rPr>
+          <w:lang w:val="zh_CN" w:bidi="zh_CN"/>
+        </w:rPr>
+        <w:t>他们。 但如果人们违反神的律法，神就会惩罚他们。 神赐下这些律法，因为只有遵守这些律法，人们才能与神以及彼此之间活在正确的关系中。</w:t>
       </w:r>
     </w:p>
     <w:p>
@@ -443,25 +413,7 @@
         <w:rPr>
           <w:lang w:val="zh_CN" w:bidi="zh_CN"/>
         </w:rPr>
-        <w:t>神律法的总结是十条</w:t>
-      </w:r>
-      <w:hyperlink r:id="rId17">
-        <w:r>
-          <w:rPr>
-            <w:lang w:val="zh_CN" w:bidi="zh_CN"/>
-          </w:rPr>
-          <w:rPr>
-            <w:color w:val="0000EE"/>
-            <w:u w:val="single"/>
-          </w:rPr>
-          <w:t>诫命</w:t>
-        </w:r>
-      </w:hyperlink>
-      <w:r>
-        <w:rPr>
-          <w:lang w:val="zh_CN" w:bidi="zh_CN"/>
-        </w:rPr>
-        <w:t>。 从这十条诫命中，我们学习如何向神行事，以及如何彼此行事。 耶稣进一步总结了律法：祂说："你要尽心爱神，并爱人如己。" 这些是最重要的诫命。</w:t>
+        <w:t>神律法的总结是十条诫命。 从这十条诫命中，我们学习如何向神行事，以及如何彼此行事。 耶稣进一步总结了律法：祂说："你要尽心爱神，并爱人如己。" 这些是最重要的诫命。</w:t>
       </w:r>
     </w:p>
     <w:p>
@@ -477,18 +429,12 @@
         </w:rPr>
         <w:t>在旧约中，我们特别可以在圣经的前五卷书中找到神的律法。 因此，</w:t>
       </w:r>
-      <w:hyperlink r:id="rId18">
-        <w:r>
-          <w:rPr>
-            <w:lang w:val="zh_CN" w:bidi="zh_CN"/>
-          </w:rPr>
-          <w:rPr>
-            <w:color w:val="0000EE"/>
-            <w:u w:val="single"/>
-          </w:rPr>
-          <w:t>犹太人</w:t>
-        </w:r>
-      </w:hyperlink>
+      <w:r>
+        <w:rPr>
+          <w:lang w:val="zh_CN" w:bidi="zh_CN"/>
+        </w:rPr>
+        <w:t>犹太人</w:t>
+      </w:r>
       <w:r>
         <w:rPr>
           <w:lang w:val="zh_CN" w:bidi="zh_CN"/>
@@ -502,18 +448,12 @@
         </w:rPr>
         <w:t>所有</w:t>
       </w:r>
-      <w:hyperlink r:id="rId19">
-        <w:r>
-          <w:rPr>
-            <w:lang w:val="zh_CN" w:bidi="zh_CN"/>
-          </w:rPr>
-          <w:rPr>
-            <w:color w:val="0000EE"/>
-            <w:u w:val="single"/>
-          </w:rPr>
-          <w:t>经文、经上的话</w:t>
-        </w:r>
-      </w:hyperlink>
+      <w:r>
+        <w:rPr>
+          <w:lang w:val="zh_CN" w:bidi="zh_CN"/>
+        </w:rPr>
+        <w:t>经文、经上的话</w:t>
+      </w:r>
       <w:r>
         <w:rPr>
           <w:lang w:val="zh_CN" w:bidi="zh_CN"/>
@@ -668,54 +608,36 @@
           <w:lang w:val="zh_CN" w:bidi="zh_CN"/>
         </w:rPr>
       </w:r>
-      <w:hyperlink r:id="rId20">
-        <w:r>
-          <w:rPr>
-            <w:lang w:val="zh_CN" w:bidi="zh_CN"/>
-          </w:rPr>
-          <w:rPr>
-            <w:color w:val="0000EE"/>
-            <w:u w:val="single"/>
-          </w:rPr>
-          <w:t>律法</w:t>
-        </w:r>
-      </w:hyperlink>
+      <w:r>
+        <w:rPr>
+          <w:lang w:val="zh_CN" w:bidi="zh_CN"/>
+        </w:rPr>
+        <w:t>律法</w:t>
+      </w:r>
       <w:r>
         <w:rPr>
           <w:lang w:val="zh_CN" w:bidi="zh_CN"/>
         </w:rPr>
         <w:t>是神在旧约前五卷书中赐给</w:t>
       </w:r>
-      <w:hyperlink r:id="rId14">
-        <w:r>
-          <w:rPr>
-            <w:lang w:val="zh_CN" w:bidi="zh_CN"/>
-          </w:rPr>
-          <w:rPr>
-            <w:color w:val="0000EE"/>
-            <w:u w:val="single"/>
-          </w:rPr>
-          <w:t>以色列人</w:t>
-        </w:r>
-      </w:hyperlink>
+      <w:r>
+        <w:rPr>
+          <w:lang w:val="zh_CN" w:bidi="zh_CN"/>
+        </w:rPr>
+        <w:t>以色列人</w:t>
+      </w:r>
       <w:r>
         <w:rPr>
           <w:lang w:val="zh_CN" w:bidi="zh_CN"/>
         </w:rPr>
         <w:t>的一系列指示，但律法教师也教导所有</w:t>
       </w:r>
-      <w:hyperlink r:id="rId19">
-        <w:r>
-          <w:rPr>
-            <w:lang w:val="zh_CN" w:bidi="zh_CN"/>
-          </w:rPr>
-          <w:rPr>
-            <w:color w:val="0000EE"/>
-            <w:u w:val="single"/>
-          </w:rPr>
-          <w:t>经文</w:t>
-        </w:r>
-      </w:hyperlink>
+      <w:r>
+        <w:rPr>
+          <w:lang w:val="zh_CN" w:bidi="zh_CN"/>
+        </w:rPr>
+        <w:t>经文</w:t>
+      </w:r>
       <w:r>
         <w:rPr>
           <w:lang w:val="zh_CN" w:bidi="zh_CN"/>
@@ -750,54 +672,36 @@
         </w:rPr>
         <w:t>在新约时代，律法教师是社区中非常重要的人。 人们对他们表现出极大的尊重，并经常称他们为"</w:t>
       </w:r>
-      <w:hyperlink r:id="rId21">
-        <w:r>
-          <w:rPr>
-            <w:lang w:val="zh_CN" w:bidi="zh_CN"/>
-          </w:rPr>
-          <w:rPr>
-            <w:color w:val="0000EE"/>
-            <w:u w:val="single"/>
-          </w:rPr>
-          <w:t>拉比</w:t>
-        </w:r>
-      </w:hyperlink>
+      <w:r>
+        <w:rPr>
+          <w:lang w:val="zh_CN" w:bidi="zh_CN"/>
+        </w:rPr>
+        <w:t>拉比</w:t>
+      </w:r>
       <w:r>
         <w:rPr>
           <w:lang w:val="zh_CN" w:bidi="zh_CN"/>
         </w:rPr>
         <w:t xml:space="preserve">"，这是一个用来称呼重要的宗教教师的称呼。 </w:t>
       </w:r>
-      <w:hyperlink r:id="rId22">
-        <w:r>
-          <w:rPr>
-            <w:lang w:val="zh_CN" w:bidi="zh_CN"/>
-          </w:rPr>
-          <w:rPr>
-            <w:color w:val="0000EE"/>
-            <w:u w:val="single"/>
-          </w:rPr>
-          <w:t>公会</w:t>
-        </w:r>
-      </w:hyperlink>
+      <w:r>
+        <w:rPr>
+          <w:lang w:val="zh_CN" w:bidi="zh_CN"/>
+        </w:rPr>
+        <w:t>公会</w:t>
+      </w:r>
       <w:r>
         <w:rPr>
           <w:lang w:val="zh_CN" w:bidi="zh_CN"/>
         </w:rPr>
         <w:t>——即</w:t>
       </w:r>
-      <w:hyperlink r:id="rId18">
-        <w:r>
-          <w:rPr>
-            <w:lang w:val="zh_CN" w:bidi="zh_CN"/>
-          </w:rPr>
-          <w:rPr>
-            <w:color w:val="0000EE"/>
-            <w:u w:val="single"/>
-          </w:rPr>
-          <w:t>犹太人</w:t>
-        </w:r>
-      </w:hyperlink>
+      <w:r>
+        <w:rPr>
+          <w:lang w:val="zh_CN" w:bidi="zh_CN"/>
+        </w:rPr>
+        <w:t>犹太人</w:t>
+      </w:r>
       <w:r>
         <w:rPr>
           <w:lang w:val="zh_CN" w:bidi="zh_CN"/>

--- a/zhs/docx/043.content.docx
+++ b/zhs/docx/043.content.docx
@@ -245,23 +245,12 @@
         <w:rPr>
           <w:lang w:val="zh_CN" w:bidi="zh_CN"/>
         </w:rPr>
-        <w:t>驴</w:t>
-      </w:r>
-      <w:r>
-        <w:rPr>
-          <w:lang w:val="zh_CN" w:bidi="zh_CN"/>
-        </w:rPr>
-      </w:r>
-    </w:p>
-    <w:p>
-      <w:pPr>
-        <w:pStyle w:val="Heading4"/>
-      </w:pPr>
-      <w:r>
-        <w:rPr>
-          <w:lang w:val="zh_CN" w:bidi="zh_CN"/>
-        </w:rPr>
-        <w:t>Audio Content</w:t>
+        <w:t>律法</w:t>
+      </w:r>
+      <w:r>
+        <w:rPr>
+          <w:lang w:val="zh_CN" w:bidi="zh_CN"/>
+        </w:rPr>
       </w:r>
     </w:p>
     <w:p>
@@ -271,33 +260,49 @@
           <w:lang w:val="zh_CN" w:bidi="zh_CN"/>
         </w:rPr>
       </w:r>
-      <w:hyperlink r:id="rId13">
-        <w:r>
-          <w:rPr>
-            <w:lang w:val="zh_CN" w:bidi="zh_CN"/>
-          </w:rPr>
-          <w:rPr>
-            <w:color w:val="0000EE"/>
-            <w:u w:val="single"/>
-          </w:rPr>
-          <w:t>mp3 file</w:t>
-        </w:r>
-      </w:hyperlink>
-      <w:r>
-        <w:rPr>
-          <w:lang w:val="zh_CN" w:bidi="zh_CN"/>
-        </w:rPr>
-        <w:t xml:space="preserve"> (None KB)</w:t>
-      </w:r>
-      <w:r>
-        <w:rPr>
-          <w:lang w:val="zh_CN" w:bidi="zh_CN"/>
-        </w:rPr>
-      </w:r>
-      <w:r>
-        <w:rPr>
-          <w:lang w:val="zh_CN" w:bidi="zh_CN"/>
-        </w:rPr>
+      <w:r>
+        <w:rPr>
+          <w:lang w:val="zh_CN" w:bidi="zh_CN"/>
+        </w:rPr>
+        <w:t>在圣经中，当人们谈到</w:t>
+      </w:r>
+      <w:r>
+        <w:rPr>
+          <w:b/>
+          <w:lang w:val="zh_CN" w:bidi="zh_CN"/>
+        </w:rPr>
+        <w:t>律法</w:t>
+      </w:r>
+      <w:r>
+        <w:rPr>
+          <w:lang w:val="zh_CN" w:bidi="zh_CN"/>
+        </w:rPr>
+        <w:t>时，他们指的是神赐给</w:t>
+      </w:r>
+      <w:r>
+        <w:rPr>
+          <w:lang w:val="zh_CN" w:bidi="zh_CN"/>
+        </w:rPr>
+        <w:t>以色列</w:t>
+      </w:r>
+      <w:r>
+        <w:rPr>
+          <w:lang w:val="zh_CN" w:bidi="zh_CN"/>
+        </w:rPr>
+        <w:t>民的一系列指示。 在旧约中，神通过一个名叫摩西的人将祂的律法赐给百姓。 神与摩西说话，摩西将神所说的话告诉百姓。 因此，人们常说的</w:t>
+      </w:r>
+      <w:r>
+        <w:rPr>
+          <w:b/>
+          <w:lang w:val="zh_CN" w:bidi="zh_CN"/>
+        </w:rPr>
+        <w:t>摩西律法</w:t>
+      </w:r>
+      <w:r>
+        <w:rPr>
+          <w:lang w:val="zh_CN" w:bidi="zh_CN"/>
+        </w:rPr>
+        <w:t>，是指神藉著摩西赐给百姓的律法。</w:t>
       </w:r>
     </w:p>
     <w:p>
@@ -307,21 +312,23 @@
           <w:lang w:val="zh_CN" w:bidi="zh_CN"/>
         </w:rPr>
       </w:r>
-    </w:p>
-    <w:p>
-      <w:pPr>
-        <w:pStyle w:val="Heading2"/>
-      </w:pPr>
-      <w:r>
-        <w:rPr>
-          <w:lang w:val="zh_CN" w:bidi="zh_CN"/>
-        </w:rPr>
-        <w:t>律法</w:t>
-      </w:r>
-      <w:r>
-        <w:rPr>
-          <w:lang w:val="zh_CN" w:bidi="zh_CN"/>
-        </w:rPr>
+      <w:r>
+        <w:rPr>
+          <w:lang w:val="zh_CN" w:bidi="zh_CN"/>
+        </w:rPr>
+        <w:t>律法是一条规则，或是一组人们必须遵守的规则。 我们在圣经中翻译的"律法"的原始词语是当某人违反一个国家的律法时，人们可以在法律环境中使用的一个词语。 如果有人不遵守一条规则时，我们会说他违反了律法。 神藉著摩西告诉百姓，如果百姓遵守神的律法，神就会</w:t>
+      </w:r>
+      <w:r>
+        <w:rPr>
+          <w:lang w:val="zh_CN" w:bidi="zh_CN"/>
+        </w:rPr>
+        <w:t>祝福</w:t>
+      </w:r>
+      <w:r>
+        <w:rPr>
+          <w:lang w:val="zh_CN" w:bidi="zh_CN"/>
+        </w:rPr>
+        <w:t>他们。 但如果人们违反神的律法，神就会惩罚他们。 神赐下这些律法，因为只有遵守这些律法，人们才能与神以及彼此之间活在正确的关系中。</w:t>
       </w:r>
     </w:p>
     <w:p>
@@ -335,45 +342,7 @@
         <w:rPr>
           <w:lang w:val="zh_CN" w:bidi="zh_CN"/>
         </w:rPr>
-        <w:t>在圣经中，当人们谈到</w:t>
-      </w:r>
-      <w:r>
-        <w:rPr>
-          <w:b/>
-          <w:lang w:val="zh_CN" w:bidi="zh_CN"/>
-        </w:rPr>
-        <w:t>律法</w:t>
-      </w:r>
-      <w:r>
-        <w:rPr>
-          <w:lang w:val="zh_CN" w:bidi="zh_CN"/>
-        </w:rPr>
-        <w:t>时，他们指的是神赐给</w:t>
-      </w:r>
-      <w:r>
-        <w:rPr>
-          <w:lang w:val="zh_CN" w:bidi="zh_CN"/>
-        </w:rPr>
-        <w:t>以色列</w:t>
-      </w:r>
-      <w:r>
-        <w:rPr>
-          <w:lang w:val="zh_CN" w:bidi="zh_CN"/>
-        </w:rPr>
-        <w:t>民的一系列指示。 在旧约中，神通过一个名叫摩西的人将祂的律法赐给百姓。 神与摩西说话，摩西将神所说的话告诉百姓。 因此，人们常说的</w:t>
-      </w:r>
-      <w:r>
-        <w:rPr>
-          <w:b/>
-          <w:lang w:val="zh_CN" w:bidi="zh_CN"/>
-        </w:rPr>
-        <w:t>摩西律法</w:t>
-      </w:r>
-      <w:r>
-        <w:rPr>
-          <w:lang w:val="zh_CN" w:bidi="zh_CN"/>
-        </w:rPr>
-        <w:t>，是指神藉著摩西赐给百姓的律法。</w:t>
+        <w:t>神律法的总结是十条诫命。 从这十条诫命中，我们学习如何向神行事，以及如何彼此行事。 耶稣进一步总结了律法：祂说："你要尽心爱神，并爱人如己。" 这些是最重要的诫命。</w:t>
       </w:r>
     </w:p>
     <w:p>
@@ -387,19 +356,38 @@
         <w:rPr>
           <w:lang w:val="zh_CN" w:bidi="zh_CN"/>
         </w:rPr>
-        <w:t>律法是一条规则，或是一组人们必须遵守的规则。 我们在圣经中翻译的"律法"的原始词语是当某人违反一个国家的律法时，人们可以在法律环境中使用的一个词语。 如果有人不遵守一条规则时，我们会说他违反了律法。 神藉著摩西告诉百姓，如果百姓遵守神的律法，神就会</w:t>
-      </w:r>
-      <w:r>
-        <w:rPr>
-          <w:lang w:val="zh_CN" w:bidi="zh_CN"/>
-        </w:rPr>
-        <w:t>祝福</w:t>
-      </w:r>
-      <w:r>
-        <w:rPr>
-          <w:lang w:val="zh_CN" w:bidi="zh_CN"/>
-        </w:rPr>
-        <w:t>他们。 但如果人们违反神的律法，神就会惩罚他们。 神赐下这些律法，因为只有遵守这些律法，人们才能与神以及彼此之间活在正确的关系中。</w:t>
+        <w:t>在旧约中，我们特别可以在圣经的前五卷书中找到神的律法。 因此，</w:t>
+      </w:r>
+      <w:r>
+        <w:rPr>
+          <w:lang w:val="zh_CN" w:bidi="zh_CN"/>
+        </w:rPr>
+        <w:t>犹太人</w:t>
+      </w:r>
+      <w:r>
+        <w:rPr>
+          <w:lang w:val="zh_CN" w:bidi="zh_CN"/>
+        </w:rPr>
+        <w:t>将这些书统称为"律法"，尽管并非这些书中所记载的一切都与律法有关。 有时当犹太人谈到"律法"时，他们甚至指的是</w:t>
+      </w:r>
+      <w:r>
+        <w:rPr>
+          <w:i/>
+          <w:lang w:val="zh_CN" w:bidi="zh_CN"/>
+        </w:rPr>
+        <w:t>所有</w:t>
+      </w:r>
+      <w:r>
+        <w:rPr>
+          <w:lang w:val="zh_CN" w:bidi="zh_CN"/>
+        </w:rPr>
+        <w:t>经文、经上的话</w:t>
+      </w:r>
+      <w:r>
+        <w:rPr>
+          <w:lang w:val="zh_CN" w:bidi="zh_CN"/>
+        </w:rPr>
+        <w:t>，也就是我们现在所说的旧约圣经。</w:t>
       </w:r>
     </w:p>
     <w:p>
@@ -413,7 +401,17 @@
         <w:rPr>
           <w:lang w:val="zh_CN" w:bidi="zh_CN"/>
         </w:rPr>
-        <w:t>神律法的总结是十条诫命。 从这十条诫命中，我们学习如何向神行事，以及如何彼此行事。 耶稣进一步总结了律法：祂说："你要尽心爱神，并爱人如己。" 这些是最重要的诫命。</w:t>
+        <w:t>因此，当一个犹太人谈到"律法"时，他们可能会谈到神藉著摩西赐给人们的律法，或者他们可能会谈到圣经的前五卷书，或者他们可能会谈到整本旧约。</w:t>
+      </w:r>
+      <w:r>
+        <w:rPr>
+          <w:lang w:val="zh_CN" w:bidi="zh_CN"/>
+        </w:rPr>
+      </w:r>
+      <w:r>
+        <w:rPr>
+          <w:lang w:val="zh_CN" w:bidi="zh_CN"/>
+        </w:rPr>
       </w:r>
     </w:p>
     <w:p>
@@ -423,42 +421,21 @@
           <w:lang w:val="zh_CN" w:bidi="zh_CN"/>
         </w:rPr>
       </w:r>
-      <w:r>
-        <w:rPr>
-          <w:lang w:val="zh_CN" w:bidi="zh_CN"/>
-        </w:rPr>
-        <w:t>在旧约中，我们特别可以在圣经的前五卷书中找到神的律法。 因此，</w:t>
-      </w:r>
-      <w:r>
-        <w:rPr>
-          <w:lang w:val="zh_CN" w:bidi="zh_CN"/>
-        </w:rPr>
-        <w:t>犹太人</w:t>
-      </w:r>
-      <w:r>
-        <w:rPr>
-          <w:lang w:val="zh_CN" w:bidi="zh_CN"/>
-        </w:rPr>
-        <w:t>将这些书统称为"律法"，尽管并非这些书中所记载的一切都与律法有关。 有时当犹太人谈到"律法"时，他们甚至指的是</w:t>
-      </w:r>
-      <w:r>
-        <w:rPr>
-          <w:i/>
-          <w:lang w:val="zh_CN" w:bidi="zh_CN"/>
-        </w:rPr>
-        <w:t>所有</w:t>
-      </w:r>
-      <w:r>
-        <w:rPr>
-          <w:lang w:val="zh_CN" w:bidi="zh_CN"/>
-        </w:rPr>
-        <w:t>经文、经上的话</w:t>
-      </w:r>
-      <w:r>
-        <w:rPr>
-          <w:lang w:val="zh_CN" w:bidi="zh_CN"/>
-        </w:rPr>
-        <w:t>，也就是我们现在所说的旧约圣经。</w:t>
+    </w:p>
+    <w:p>
+      <w:pPr>
+        <w:pStyle w:val="Heading2"/>
+      </w:pPr>
+      <w:r>
+        <w:rPr>
+          <w:lang w:val="zh_CN" w:bidi="zh_CN"/>
+        </w:rPr>
+        <w:t>律法教师、教法师</w:t>
+      </w:r>
+      <w:r>
+        <w:rPr>
+          <w:lang w:val="zh_CN" w:bidi="zh_CN"/>
+        </w:rPr>
       </w:r>
     </w:p>
     <w:p>
@@ -470,19 +447,16 @@
       </w:r>
       <w:r>
         <w:rPr>
-          <w:lang w:val="zh_CN" w:bidi="zh_CN"/>
-        </w:rPr>
-        <w:t>因此，当一个犹太人谈到"律法"时，他们可能会谈到神藉著摩西赐给人们的律法，或者他们可能会谈到圣经的前五卷书，或者他们可能会谈到整本旧约。</w:t>
-      </w:r>
-      <w:r>
-        <w:rPr>
-          <w:lang w:val="zh_CN" w:bidi="zh_CN"/>
-        </w:rPr>
-      </w:r>
-      <w:r>
-        <w:rPr>
-          <w:lang w:val="zh_CN" w:bidi="zh_CN"/>
-        </w:rPr>
+          <w:b/>
+          <w:lang w:val="zh_CN" w:bidi="zh_CN"/>
+        </w:rPr>
+        <w:t>律法教师</w:t>
+      </w:r>
+      <w:r>
+        <w:rPr>
+          <w:lang w:val="zh_CN" w:bidi="zh_CN"/>
+        </w:rPr>
+        <w:t>是一群宗教领袖，他们是神的律法的专家。</w:t>
       </w:r>
     </w:p>
     <w:p>
@@ -492,11 +466,6 @@
           <w:lang w:val="zh_CN" w:bidi="zh_CN"/>
         </w:rPr>
       </w:r>
-    </w:p>
-    <w:p>
-      <w:pPr>
-        <w:pStyle w:val="Heading2"/>
-      </w:pPr>
       <w:r>
         <w:rPr>
           <w:lang w:val="zh_CN" w:bidi="zh_CN"/>
@@ -507,17 +476,31 @@
         <w:rPr>
           <w:lang w:val="zh_CN" w:bidi="zh_CN"/>
         </w:rPr>
-      </w:r>
-    </w:p>
-    <w:p>
-      <w:pPr>
-        <w:pStyle w:val="Heading4"/>
-      </w:pPr>
-      <w:r>
-        <w:rPr>
-          <w:lang w:val="zh_CN" w:bidi="zh_CN"/>
-        </w:rPr>
-        <w:t>Audio Content</w:t>
+        <w:t>是神在旧约前五卷书中赐给</w:t>
+      </w:r>
+      <w:r>
+        <w:rPr>
+          <w:lang w:val="zh_CN" w:bidi="zh_CN"/>
+        </w:rPr>
+        <w:t>以色列人</w:t>
+      </w:r>
+      <w:r>
+        <w:rPr>
+          <w:lang w:val="zh_CN" w:bidi="zh_CN"/>
+        </w:rPr>
+        <w:t>的一系列指示，但律法教师也教导所有</w:t>
+      </w:r>
+      <w:r>
+        <w:rPr>
+          <w:lang w:val="zh_CN" w:bidi="zh_CN"/>
+        </w:rPr>
+        <w:t>经文</w:t>
+      </w:r>
+      <w:r>
+        <w:rPr>
+          <w:lang w:val="zh_CN" w:bidi="zh_CN"/>
+        </w:rPr>
+        <w:t>，而不仅仅只是经文中关于律法的部分。 经文指的圣经的一部分，我们现在称之为旧约。</w:t>
       </w:r>
     </w:p>
     <w:p>
@@ -527,33 +510,11 @@
           <w:lang w:val="zh_CN" w:bidi="zh_CN"/>
         </w:rPr>
       </w:r>
-      <w:hyperlink r:id="rId13">
-        <w:r>
-          <w:rPr>
-            <w:lang w:val="zh_CN" w:bidi="zh_CN"/>
-          </w:rPr>
-          <w:rPr>
-            <w:color w:val="0000EE"/>
-            <w:u w:val="single"/>
-          </w:rPr>
-          <w:t>mp3 file</w:t>
-        </w:r>
-      </w:hyperlink>
-      <w:r>
-        <w:rPr>
-          <w:lang w:val="zh_CN" w:bidi="zh_CN"/>
-        </w:rPr>
-        <w:t xml:space="preserve"> (None KB)</w:t>
-      </w:r>
-      <w:r>
-        <w:rPr>
-          <w:lang w:val="zh_CN" w:bidi="zh_CN"/>
-        </w:rPr>
-      </w:r>
-      <w:r>
-        <w:rPr>
-          <w:lang w:val="zh_CN" w:bidi="zh_CN"/>
-        </w:rPr>
+      <w:r>
+        <w:rPr>
+          <w:lang w:val="zh_CN" w:bidi="zh_CN"/>
+        </w:rPr>
+        <w:t>律法教师向人们解释经文。 他们没有写下他们的解释，而是告诉他们的学生。 他们的学生记住了他们的解释，并将这些解释教给下一代。 人们不断添加越来越多地解释，并讨论有关的解释。 在新约时代，这些背诵的解释对人们来说变得非常重要，甚至可能比圣经本身还重要。</w:t>
       </w:r>
     </w:p>
     <w:p>
@@ -563,21 +524,47 @@
           <w:lang w:val="zh_CN" w:bidi="zh_CN"/>
         </w:rPr>
       </w:r>
-    </w:p>
-    <w:p>
-      <w:pPr>
-        <w:pStyle w:val="Heading2"/>
-      </w:pPr>
-      <w:r>
-        <w:rPr>
-          <w:lang w:val="zh_CN" w:bidi="zh_CN"/>
-        </w:rPr>
-        <w:t>律法教师、教法师</w:t>
-      </w:r>
-      <w:r>
-        <w:rPr>
-          <w:lang w:val="zh_CN" w:bidi="zh_CN"/>
-        </w:rPr>
+      <w:r>
+        <w:rPr>
+          <w:lang w:val="zh_CN" w:bidi="zh_CN"/>
+        </w:rPr>
+        <w:t>在新约时代，律法教师是社区中非常重要的人。 人们对他们表现出极大的尊重，并经常称他们为"</w:t>
+      </w:r>
+      <w:r>
+        <w:rPr>
+          <w:lang w:val="zh_CN" w:bidi="zh_CN"/>
+        </w:rPr>
+        <w:t>拉比</w:t>
+      </w:r>
+      <w:r>
+        <w:rPr>
+          <w:lang w:val="zh_CN" w:bidi="zh_CN"/>
+        </w:rPr>
+        <w:t xml:space="preserve">"，这是一个用来称呼重要的宗教教师的称呼。 </w:t>
+      </w:r>
+      <w:r>
+        <w:rPr>
+          <w:lang w:val="zh_CN" w:bidi="zh_CN"/>
+        </w:rPr>
+        <w:t>公会</w:t>
+      </w:r>
+      <w:r>
+        <w:rPr>
+          <w:lang w:val="zh_CN" w:bidi="zh_CN"/>
+        </w:rPr>
+        <w:t>——即</w:t>
+      </w:r>
+      <w:r>
+        <w:rPr>
+          <w:lang w:val="zh_CN" w:bidi="zh_CN"/>
+        </w:rPr>
+        <w:t>犹太人</w:t>
+      </w:r>
+      <w:r>
+        <w:rPr>
+          <w:lang w:val="zh_CN" w:bidi="zh_CN"/>
+        </w:rPr>
+        <w:t>的宗教法庭——里也有律法教师。</w:t>
       </w:r>
     </w:p>
     <w:p>
@@ -589,16 +576,22 @@
       </w:r>
       <w:r>
         <w:rPr>
+          <w:lang w:val="zh_CN" w:bidi="zh_CN"/>
+        </w:rPr>
+        <w:t>律法教师有时也被称为</w:t>
+      </w:r>
+      <w:r>
+        <w:rPr>
           <w:b/>
           <w:lang w:val="zh_CN" w:bidi="zh_CN"/>
         </w:rPr>
-        <w:t>律法教师</w:t>
-      </w:r>
-      <w:r>
-        <w:rPr>
-          <w:lang w:val="zh_CN" w:bidi="zh_CN"/>
-        </w:rPr>
-        <w:t>是一群宗教领袖，他们是神的律法的专家。</w:t>
+        <w:t>文士</w:t>
+      </w:r>
+      <w:r>
+        <w:rPr>
+          <w:lang w:val="zh_CN" w:bidi="zh_CN"/>
+        </w:rPr>
+        <w:t>。 文士是指会写字的人。 在圣经时代，许多人不会读或写。 如果人们需要写一些东西，比如写信，他们会雇一个文士为他们写。 文士也抄写圣经，这样圣经的内容就不会丢失。 经文并不是像现在人们所做的那样，写在纸上。 书籍和纸张当时还不存在。 取而代之的是，人们在长卷的蒲草纸或羊皮纸上写下经文。 蒲草纸是一张薄纸，用某种植物的纤维制成，羊皮纸是用动物的皮制成。 因为这些纸张非常长，人们就把它们卷起来。 这样一个纸张的名称是卷轴。 卷轴可能很容易被损坏，尤其是那些用蒲草纸制成的卷轴。 因此，文士总是忙着将文本从一个书卷抄写到新的书卷，这样就不会内容就不会遗失。</w:t>
       </w:r>
     </w:p>
     <w:p>
@@ -612,37 +605,7 @@
         <w:rPr>
           <w:lang w:val="zh_CN" w:bidi="zh_CN"/>
         </w:rPr>
-        <w:t>律法</w:t>
-      </w:r>
-      <w:r>
-        <w:rPr>
-          <w:lang w:val="zh_CN" w:bidi="zh_CN"/>
-        </w:rPr>
-        <w:t>是神在旧约前五卷书中赐给</w:t>
-      </w:r>
-      <w:r>
-        <w:rPr>
-          <w:lang w:val="zh_CN" w:bidi="zh_CN"/>
-        </w:rPr>
-        <w:t>以色列人</w:t>
-      </w:r>
-      <w:r>
-        <w:rPr>
-          <w:lang w:val="zh_CN" w:bidi="zh_CN"/>
-        </w:rPr>
-        <w:t>的一系列指示，但律法教师也教导所有</w:t>
-      </w:r>
-      <w:r>
-        <w:rPr>
-          <w:lang w:val="zh_CN" w:bidi="zh_CN"/>
-        </w:rPr>
-        <w:t>经文</w:t>
-      </w:r>
-      <w:r>
-        <w:rPr>
-          <w:lang w:val="zh_CN" w:bidi="zh_CN"/>
-        </w:rPr>
-        <w:t>，而不仅仅只是经文中关于律法的部分。 经文指的圣经的一部分，我们现在称之为旧约。</w:t>
+        <w:t>然而，当圣经谈到律法教师时，重点是他们对宗教律法的知识，而不是他们的写作技巧。</w:t>
       </w:r>
     </w:p>
     <w:p>
@@ -654,9 +617,10 @@
       </w:r>
       <w:r>
         <w:rPr>
-          <w:lang w:val="zh_CN" w:bidi="zh_CN"/>
-        </w:rPr>
-        <w:t>律法教师向人们解释经文。 他们没有写下他们的解释，而是告诉他们的学生。 他们的学生记住了他们的解释，并将这些解释教给下一代。 人们不断添加越来越多地解释，并讨论有关的解释。 在新约时代，这些背诵的解释对人们来说变得非常重要，甚至可能比圣经本身还重要。</w:t>
+          <w:b/>
+          <w:lang w:val="zh_CN" w:bidi="zh_CN"/>
+        </w:rPr>
+        <w:t>当你翻译"律法教师"时，要注意以下几点：</w:t>
       </w:r>
     </w:p>
     <w:p>
@@ -670,184 +634,7 @@
         <w:rPr>
           <w:lang w:val="zh_CN" w:bidi="zh_CN"/>
         </w:rPr>
-        <w:t>在新约时代，律法教师是社区中非常重要的人。 人们对他们表现出极大的尊重，并经常称他们为"</w:t>
-      </w:r>
-      <w:r>
-        <w:rPr>
-          <w:lang w:val="zh_CN" w:bidi="zh_CN"/>
-        </w:rPr>
-        <w:t>拉比</w:t>
-      </w:r>
-      <w:r>
-        <w:rPr>
-          <w:lang w:val="zh_CN" w:bidi="zh_CN"/>
-        </w:rPr>
-        <w:t xml:space="preserve">"，这是一个用来称呼重要的宗教教师的称呼。 </w:t>
-      </w:r>
-      <w:r>
-        <w:rPr>
-          <w:lang w:val="zh_CN" w:bidi="zh_CN"/>
-        </w:rPr>
-        <w:t>公会</w:t>
-      </w:r>
-      <w:r>
-        <w:rPr>
-          <w:lang w:val="zh_CN" w:bidi="zh_CN"/>
-        </w:rPr>
-        <w:t>——即</w:t>
-      </w:r>
-      <w:r>
-        <w:rPr>
-          <w:lang w:val="zh_CN" w:bidi="zh_CN"/>
-        </w:rPr>
-        <w:t>犹太人</w:t>
-      </w:r>
-      <w:r>
-        <w:rPr>
-          <w:lang w:val="zh_CN" w:bidi="zh_CN"/>
-        </w:rPr>
-        <w:t>的宗教法庭——里也有律法教师。</w:t>
-      </w:r>
-    </w:p>
-    <w:p>
-      <w:pPr/>
-      <w:r>
-        <w:rPr>
-          <w:lang w:val="zh_CN" w:bidi="zh_CN"/>
-        </w:rPr>
-      </w:r>
-      <w:r>
-        <w:rPr>
-          <w:lang w:val="zh_CN" w:bidi="zh_CN"/>
-        </w:rPr>
-        <w:t>律法教师有时也被称为</w:t>
-      </w:r>
-      <w:r>
-        <w:rPr>
-          <w:b/>
-          <w:lang w:val="zh_CN" w:bidi="zh_CN"/>
-        </w:rPr>
-        <w:t>文士</w:t>
-      </w:r>
-      <w:r>
-        <w:rPr>
-          <w:lang w:val="zh_CN" w:bidi="zh_CN"/>
-        </w:rPr>
-        <w:t>。 文士是指会写字的人。 在圣经时代，许多人不会读或写。 如果人们需要写一些东西，比如写信，他们会雇一个文士为他们写。 文士也抄写圣经，这样圣经的内容就不会丢失。 经文并不是像现在人们所做的那样，写在纸上。 书籍和纸张当时还不存在。 取而代之的是，人们在长卷的蒲草纸或羊皮纸上写下经文。 蒲草纸是一张薄纸，用某种植物的纤维制成，羊皮纸是用动物的皮制成。 因为这些纸张非常长，人们就把它们卷起来。 这样一个纸张的名称是卷轴。 卷轴可能很容易被损坏，尤其是那些用蒲草纸制成的卷轴。 因此，文士总是忙着将文本从一个书卷抄写到新的书卷，这样就不会内容就不会遗失。</w:t>
-      </w:r>
-    </w:p>
-    <w:p>
-      <w:pPr/>
-      <w:r>
-        <w:rPr>
-          <w:lang w:val="zh_CN" w:bidi="zh_CN"/>
-        </w:rPr>
-      </w:r>
-      <w:r>
-        <w:rPr>
-          <w:lang w:val="zh_CN" w:bidi="zh_CN"/>
-        </w:rPr>
-        <w:t>然而，当圣经谈到律法教师时，重点是他们对宗教律法的知识，而不是他们的写作技巧。</w:t>
-      </w:r>
-    </w:p>
-    <w:p>
-      <w:pPr/>
-      <w:r>
-        <w:rPr>
-          <w:lang w:val="zh_CN" w:bidi="zh_CN"/>
-        </w:rPr>
-      </w:r>
-      <w:r>
-        <w:rPr>
-          <w:b/>
-          <w:lang w:val="zh_CN" w:bidi="zh_CN"/>
-        </w:rPr>
-        <w:t>当你翻译"律法教师"时，要注意以下几点：</w:t>
-      </w:r>
-    </w:p>
-    <w:p>
-      <w:pPr/>
-      <w:r>
-        <w:rPr>
-          <w:lang w:val="zh_CN" w:bidi="zh_CN"/>
-        </w:rPr>
-      </w:r>
-      <w:r>
-        <w:rPr>
-          <w:lang w:val="zh_CN" w:bidi="zh_CN"/>
-        </w:rPr>
         <w:t>你不应该使用会让的听众误以为这些人是在教授国家的法律的词语。 也许你可以使用一个短语，比如"宗教律法教师"，或"宗教律法专家"，或"圣经专家"。</w:t>
-      </w:r>
-      <w:r>
-        <w:rPr>
-          <w:lang w:val="zh_CN" w:bidi="zh_CN"/>
-        </w:rPr>
-      </w:r>
-      <w:r>
-        <w:rPr>
-          <w:lang w:val="zh_CN" w:bidi="zh_CN"/>
-        </w:rPr>
-      </w:r>
-    </w:p>
-    <w:p>
-      <w:pPr/>
-      <w:r>
-        <w:rPr>
-          <w:lang w:val="zh_CN" w:bidi="zh_CN"/>
-        </w:rPr>
-      </w:r>
-    </w:p>
-    <w:p>
-      <w:pPr>
-        <w:pStyle w:val="Heading2"/>
-      </w:pPr>
-      <w:r>
-        <w:rPr>
-          <w:lang w:val="zh_CN" w:bidi="zh_CN"/>
-        </w:rPr>
-        <w:t>律法教师、教法师</w:t>
-      </w:r>
-      <w:r>
-        <w:rPr>
-          <w:lang w:val="zh_CN" w:bidi="zh_CN"/>
-        </w:rPr>
-      </w:r>
-    </w:p>
-    <w:p>
-      <w:pPr>
-        <w:pStyle w:val="Heading4"/>
-      </w:pPr>
-      <w:r>
-        <w:rPr>
-          <w:lang w:val="zh_CN" w:bidi="zh_CN"/>
-        </w:rPr>
-        <w:t>Audio Content</w:t>
-      </w:r>
-    </w:p>
-    <w:p>
-      <w:pPr/>
-      <w:r>
-        <w:rPr>
-          <w:lang w:val="zh_CN" w:bidi="zh_CN"/>
-        </w:rPr>
-      </w:r>
-      <w:hyperlink r:id="rId13">
-        <w:r>
-          <w:rPr>
-            <w:lang w:val="zh_CN" w:bidi="zh_CN"/>
-          </w:rPr>
-          <w:rPr>
-            <w:color w:val="0000EE"/>
-            <w:u w:val="single"/>
-          </w:rPr>
-          <w:t>mp3 file</w:t>
-        </w:r>
-      </w:hyperlink>
-      <w:r>
-        <w:rPr>
-          <w:lang w:val="zh_CN" w:bidi="zh_CN"/>
-        </w:rPr>
-        <w:t xml:space="preserve"> (None KB)</w:t>
       </w:r>
       <w:r>
         <w:rPr>

--- a/zhs/docx/043.content.docx
+++ b/zhs/docx/043.content.docx
@@ -279,12 +279,18 @@
         </w:rPr>
         <w:t>时，他们指的是神赐给</w:t>
       </w:r>
-      <w:r>
-        <w:rPr>
-          <w:lang w:val="zh_CN" w:bidi="zh_CN"/>
-        </w:rPr>
-        <w:t>以色列</w:t>
-      </w:r>
+      <w:hyperlink r:id="rId13">
+        <w:r>
+          <w:rPr>
+            <w:lang w:val="zh_CN" w:bidi="zh_CN"/>
+          </w:rPr>
+          <w:rPr>
+            <w:color w:val="0000EE"/>
+            <w:u w:val="single"/>
+          </w:rPr>
+          <w:t>以色列</w:t>
+        </w:r>
+      </w:hyperlink>
       <w:r>
         <w:rPr>
           <w:lang w:val="zh_CN" w:bidi="zh_CN"/>
@@ -318,17 +324,41 @@
         </w:rPr>
         <w:t>律法是一条规则，或是一组人们必须遵守的规则。 我们在圣经中翻译的"律法"的原始词语是当某人违反一个国家的律法时，人们可以在法律环境中使用的一个词语。 如果有人不遵守一条规则时，我们会说他违反了律法。 神藉著摩西告诉百姓，如果百姓遵守神的律法，神就会</w:t>
       </w:r>
-      <w:r>
-        <w:rPr>
-          <w:lang w:val="zh_CN" w:bidi="zh_CN"/>
-        </w:rPr>
-        <w:t>祝福</w:t>
-      </w:r>
-      <w:r>
-        <w:rPr>
-          <w:lang w:val="zh_CN" w:bidi="zh_CN"/>
-        </w:rPr>
-        <w:t>他们。 但如果人们违反神的律法，神就会惩罚他们。 神赐下这些律法，因为只有遵守这些律法，人们才能与神以及彼此之间活在正确的关系中。</w:t>
+      <w:hyperlink r:id="rId14">
+        <w:r>
+          <w:rPr>
+            <w:lang w:val="zh_CN" w:bidi="zh_CN"/>
+          </w:rPr>
+          <w:rPr>
+            <w:color w:val="0000EE"/>
+            <w:u w:val="single"/>
+          </w:rPr>
+          <w:t>祝福</w:t>
+        </w:r>
+      </w:hyperlink>
+      <w:r>
+        <w:rPr>
+          <w:lang w:val="zh_CN" w:bidi="zh_CN"/>
+        </w:rPr>
+        <w:t>他们。 但如果人们违反神的律法，神就会惩罚他们。 神赐下这些律法，因为只有遵守这些律法，人们才能与神以及彼此之间活在正确的</w:t>
+      </w:r>
+      <w:hyperlink r:id="rId15">
+        <w:r>
+          <w:rPr>
+            <w:lang w:val="zh_CN" w:bidi="zh_CN"/>
+          </w:rPr>
+          <w:rPr>
+            <w:color w:val="0000EE"/>
+            <w:u w:val="single"/>
+          </w:rPr>
+          <w:t>关系</w:t>
+        </w:r>
+      </w:hyperlink>
+      <w:r>
+        <w:rPr>
+          <w:lang w:val="zh_CN" w:bidi="zh_CN"/>
+        </w:rPr>
+        <w:t>中。</w:t>
       </w:r>
     </w:p>
     <w:p>
@@ -342,7 +372,25 @@
         <w:rPr>
           <w:lang w:val="zh_CN" w:bidi="zh_CN"/>
         </w:rPr>
-        <w:t>神律法的总结是十条诫命。 从这十条诫命中，我们学习如何向神行事，以及如何彼此行事。 耶稣进一步总结了律法：祂说："你要尽心爱神，并爱人如己。" 这些是最重要的诫命。</w:t>
+        <w:t>神律法的总结是十条</w:t>
+      </w:r>
+      <w:hyperlink r:id="rId16">
+        <w:r>
+          <w:rPr>
+            <w:lang w:val="zh_CN" w:bidi="zh_CN"/>
+          </w:rPr>
+          <w:rPr>
+            <w:color w:val="0000EE"/>
+            <w:u w:val="single"/>
+          </w:rPr>
+          <w:t>诫命</w:t>
+        </w:r>
+      </w:hyperlink>
+      <w:r>
+        <w:rPr>
+          <w:lang w:val="zh_CN" w:bidi="zh_CN"/>
+        </w:rPr>
+        <w:t>。 从这十条诫命中，我们学习如何向神行事，以及如何彼此行事。 耶稣进一步总结了律法：祂说："你要尽心爱神，并爱人如己。" 这些是最重要的诫命。</w:t>
       </w:r>
     </w:p>
     <w:p>
@@ -358,12 +406,18 @@
         </w:rPr>
         <w:t>在旧约中，我们特别可以在圣经的前五卷书中找到神的律法。 因此，</w:t>
       </w:r>
-      <w:r>
-        <w:rPr>
-          <w:lang w:val="zh_CN" w:bidi="zh_CN"/>
-        </w:rPr>
-        <w:t>犹太人</w:t>
-      </w:r>
+      <w:hyperlink r:id="rId17">
+        <w:r>
+          <w:rPr>
+            <w:lang w:val="zh_CN" w:bidi="zh_CN"/>
+          </w:rPr>
+          <w:rPr>
+            <w:color w:val="0000EE"/>
+            <w:u w:val="single"/>
+          </w:rPr>
+          <w:t>犹太人</w:t>
+        </w:r>
+      </w:hyperlink>
       <w:r>
         <w:rPr>
           <w:lang w:val="zh_CN" w:bidi="zh_CN"/>
@@ -377,12 +431,18 @@
         </w:rPr>
         <w:t>所有</w:t>
       </w:r>
-      <w:r>
-        <w:rPr>
-          <w:lang w:val="zh_CN" w:bidi="zh_CN"/>
-        </w:rPr>
-        <w:t>经文、经上的话</w:t>
-      </w:r>
+      <w:hyperlink r:id="rId18">
+        <w:r>
+          <w:rPr>
+            <w:lang w:val="zh_CN" w:bidi="zh_CN"/>
+          </w:rPr>
+          <w:rPr>
+            <w:color w:val="0000EE"/>
+            <w:u w:val="single"/>
+          </w:rPr>
+          <w:t>经文、经上的话</w:t>
+        </w:r>
+      </w:hyperlink>
       <w:r>
         <w:rPr>
           <w:lang w:val="zh_CN" w:bidi="zh_CN"/>
@@ -466,36 +526,54 @@
           <w:lang w:val="zh_CN" w:bidi="zh_CN"/>
         </w:rPr>
       </w:r>
-      <w:r>
-        <w:rPr>
-          <w:lang w:val="zh_CN" w:bidi="zh_CN"/>
-        </w:rPr>
-        <w:t>律法</w:t>
-      </w:r>
+      <w:hyperlink r:id="rId19">
+        <w:r>
+          <w:rPr>
+            <w:lang w:val="zh_CN" w:bidi="zh_CN"/>
+          </w:rPr>
+          <w:rPr>
+            <w:color w:val="0000EE"/>
+            <w:u w:val="single"/>
+          </w:rPr>
+          <w:t>律法</w:t>
+        </w:r>
+      </w:hyperlink>
       <w:r>
         <w:rPr>
           <w:lang w:val="zh_CN" w:bidi="zh_CN"/>
         </w:rPr>
         <w:t>是神在旧约前五卷书中赐给</w:t>
       </w:r>
-      <w:r>
-        <w:rPr>
-          <w:lang w:val="zh_CN" w:bidi="zh_CN"/>
-        </w:rPr>
-        <w:t>以色列人</w:t>
-      </w:r>
+      <w:hyperlink r:id="rId13">
+        <w:r>
+          <w:rPr>
+            <w:lang w:val="zh_CN" w:bidi="zh_CN"/>
+          </w:rPr>
+          <w:rPr>
+            <w:color w:val="0000EE"/>
+            <w:u w:val="single"/>
+          </w:rPr>
+          <w:t>以色列人</w:t>
+        </w:r>
+      </w:hyperlink>
       <w:r>
         <w:rPr>
           <w:lang w:val="zh_CN" w:bidi="zh_CN"/>
         </w:rPr>
         <w:t>的一系列指示，但律法教师也教导所有</w:t>
       </w:r>
-      <w:r>
-        <w:rPr>
-          <w:lang w:val="zh_CN" w:bidi="zh_CN"/>
-        </w:rPr>
-        <w:t>经文</w:t>
-      </w:r>
+      <w:hyperlink r:id="rId18">
+        <w:r>
+          <w:rPr>
+            <w:lang w:val="zh_CN" w:bidi="zh_CN"/>
+          </w:rPr>
+          <w:rPr>
+            <w:color w:val="0000EE"/>
+            <w:u w:val="single"/>
+          </w:rPr>
+          <w:t>经文</w:t>
+        </w:r>
+      </w:hyperlink>
       <w:r>
         <w:rPr>
           <w:lang w:val="zh_CN" w:bidi="zh_CN"/>
@@ -530,36 +608,54 @@
         </w:rPr>
         <w:t>在新约时代，律法教师是社区中非常重要的人。 人们对他们表现出极大的尊重，并经常称他们为"</w:t>
       </w:r>
-      <w:r>
-        <w:rPr>
-          <w:lang w:val="zh_CN" w:bidi="zh_CN"/>
-        </w:rPr>
-        <w:t>拉比</w:t>
-      </w:r>
+      <w:hyperlink r:id="rId20">
+        <w:r>
+          <w:rPr>
+            <w:lang w:val="zh_CN" w:bidi="zh_CN"/>
+          </w:rPr>
+          <w:rPr>
+            <w:color w:val="0000EE"/>
+            <w:u w:val="single"/>
+          </w:rPr>
+          <w:t>拉比</w:t>
+        </w:r>
+      </w:hyperlink>
       <w:r>
         <w:rPr>
           <w:lang w:val="zh_CN" w:bidi="zh_CN"/>
         </w:rPr>
         <w:t xml:space="preserve">"，这是一个用来称呼重要的宗教教师的称呼。 </w:t>
       </w:r>
-      <w:r>
-        <w:rPr>
-          <w:lang w:val="zh_CN" w:bidi="zh_CN"/>
-        </w:rPr>
-        <w:t>公会</w:t>
-      </w:r>
+      <w:hyperlink r:id="rId21">
+        <w:r>
+          <w:rPr>
+            <w:lang w:val="zh_CN" w:bidi="zh_CN"/>
+          </w:rPr>
+          <w:rPr>
+            <w:color w:val="0000EE"/>
+            <w:u w:val="single"/>
+          </w:rPr>
+          <w:t>公会</w:t>
+        </w:r>
+      </w:hyperlink>
       <w:r>
         <w:rPr>
           <w:lang w:val="zh_CN" w:bidi="zh_CN"/>
         </w:rPr>
         <w:t>——即</w:t>
       </w:r>
-      <w:r>
-        <w:rPr>
-          <w:lang w:val="zh_CN" w:bidi="zh_CN"/>
-        </w:rPr>
-        <w:t>犹太人</w:t>
-      </w:r>
+      <w:hyperlink r:id="rId17">
+        <w:r>
+          <w:rPr>
+            <w:lang w:val="zh_CN" w:bidi="zh_CN"/>
+          </w:rPr>
+          <w:rPr>
+            <w:color w:val="0000EE"/>
+            <w:u w:val="single"/>
+          </w:rPr>
+          <w:t>犹太人</w:t>
+        </w:r>
+      </w:hyperlink>
       <w:r>
         <w:rPr>
           <w:lang w:val="zh_CN" w:bidi="zh_CN"/>
